--- a/output_fixed/TK_70_segment_1850x470x80_бучардирование_лощение.docx
+++ b/output_fixed/TK_70_segment_1850x470x80_бучардирование_лощение.docx
@@ -189,7 +189,7 @@
           <w:szCs w:val="28"/>
           <w:rFonts w:ascii="Times New Roman" w:cs="Times New Roman" w:eastAsia="Times New Roman" w:hAnsi="Times New Roman"/>
         </w:rPr>
-        <w:t xml:space="preserve">Изделие индивидуальное архитектурное 1-й категории с подбором по оттенку и зернистости с минимальным содержанием жил и м 1850×470×80 мм</w:t>
+        <w:t xml:space="preserve">Изделие индивидуальное архитектурное 1-й категории с подбором по оттенку и зернистости с минимальным содержанием жил и микротрещин элемент высокоточного индивидуального изготовления из натурального камня: деталь 1 - наклонная плита сложной конфигурации, с конфигурацией по торцевых частей изделия "ласточкин хвост" (для стыковки сегментов) под углом 45°, с механизированной обработкой кромок (калибровка) и с ручной доработкой поверхностей с фаской 5мм по острым углам изделия; Материал — гранит Жалгыз; Обработка поверхности — бучардирование, лощение; габаритные размеры 1850х470х80мм 1850×470×80 мм</w:t>
       </w:r>
     </w:p>
     <w:p>
@@ -406,7 +406,7 @@
           <w:szCs w:val="24"/>
           <w:rFonts w:ascii="Times New Roman" w:cs="Times New Roman" w:eastAsia="Times New Roman" w:hAnsi="Times New Roman"/>
         </w:rPr>
-        <w:t xml:space="preserve">Настоящая Технологическая карта (ТК) устанавливает порядок и технологическую последовательность изготовления напольной плиты из гранита м-ния Жалгыз размером 1850×470×80 мм с бучардированной и лощёной фактурой лицевой поверхности, калибровкой по всем сторонам и фасками 5 мм по четырём кромкам.</w:t>
+        <w:t xml:space="preserve">Настоящая Технологическая карта (ТК) устанавливает порядок и технологическую последовательность изготовления сегментного изделия из гранита м-ния Жалгыз размером 1850×470×80 мм с бучардированной и лощёной фактурой лицевой поверхности, калибровкой по всем сторонам и фасками 5 мм по четырём кромкам.</w:t>
       </w:r>
     </w:p>
     <w:p>
@@ -467,35 +467,35 @@
           <w:szCs w:val="24"/>
           <w:rFonts w:ascii="Times New Roman" w:cs="Times New Roman" w:eastAsia="Times New Roman" w:hAnsi="Times New Roman"/>
         </w:rPr>
-        <w:t xml:space="preserve">Порода: гранит. Коммерческое наименование: м-ния Жалгыз. Структура: мелко- и среднезернистая. Цвет: светло-бежевый, кремовый с тонкими прожилками. Характерная особенность: минимальное содержание жил и микротрещин — требование 1-й категории подбора.</w:t>
-      </w:r>
-    </w:p>
-    <w:p>
-      <w:pPr>
-        <w:spacing w:after="120" w:line="276" w:lineRule="auto"/>
-        <w:jc w:val="both"/>
-      </w:pPr>
-      <w:r>
-        <w:rPr>
-          <w:sz w:val="24"/>
-          <w:szCs w:val="24"/>
-          <w:rFonts w:ascii="Times New Roman" w:cs="Times New Roman" w:eastAsia="Times New Roman" w:hAnsi="Times New Roman"/>
-        </w:rPr>
-        <w:t xml:space="preserve">Физико-механические характеристики гранита: плотность ~2700 кг/м³ (принято для расчёта массы изделия: 1,9×0,5×0,08×2620 ≈ 182,2 кг/плита, расчётно ~182 кг/плита); прочность при сжатии по типу гранитов — от 50 до 130 МПа (в зависимости от месторождения); водопоглощение — менее 0,5%; морозостойкость — по сертификату поставщика.</w:t>
-      </w:r>
-    </w:p>
-    <w:p>
-      <w:pPr>
-        <w:spacing w:after="120" w:line="276" w:lineRule="auto"/>
-        <w:jc w:val="both"/>
-      </w:pPr>
-      <w:r>
-        <w:rPr>
-          <w:sz w:val="24"/>
-          <w:szCs w:val="24"/>
-          <w:rFonts w:ascii="Times New Roman" w:cs="Times New Roman" w:eastAsia="Times New Roman" w:hAnsi="Times New Roman"/>
-        </w:rPr>
-        <w:t xml:space="preserve">ВАЖНОЕ ПРИМЕЧАНИЕ: Гранит м-ния Жалгыз содержит значительно меньше кварца, чем гранит, однако общецеховые меры профилактики силикоза применяются на всех операциях механической обработки (влажная резка, полумаски-респираторы FFP2+ при обработке, влажная уборка пыли) в соответствии с СанПиН 1.2.3685-21 как обязательные цеховые меры.</w:t>
+        <w:t xml:space="preserve">Порода: гранит. Коммерческое наименование: м-ния Жалгыз. Структура: мелко- и среднезернистая, массивная, массивная. Цвет: серо-розовый с тёмными вкраплениями. Характерная особенность: минимальное содержание жил и микротрещин — требование 1-й категории подбора.</w:t>
+      </w:r>
+    </w:p>
+    <w:p>
+      <w:pPr>
+        <w:spacing w:after="120" w:line="276" w:lineRule="auto"/>
+        <w:jc w:val="both"/>
+      </w:pPr>
+      <w:r>
+        <w:rPr>
+          <w:sz w:val="24"/>
+          <w:szCs w:val="24"/>
+          <w:rFonts w:ascii="Times New Roman" w:cs="Times New Roman" w:eastAsia="Times New Roman" w:hAnsi="Times New Roman"/>
+        </w:rPr>
+        <w:t xml:space="preserve">Физико-механические характеристики гранита: плотность ~2700 кг/м³ (принято для расчёта массы изделия: 1,9×0,5×0,08×2620 ≈ 182,2 кг/плита, расчётно ~182 кг/плита); прочность при сжатии по типу мраморов — от 50 до 130 МПа (в зависимости от месторождения); водопоглощение — менее 0,5%; морозостойкость — по сертификату поставщика.</w:t>
+      </w:r>
+    </w:p>
+    <w:p>
+      <w:pPr>
+        <w:spacing w:after="120" w:line="276" w:lineRule="auto"/>
+        <w:jc w:val="both"/>
+      </w:pPr>
+      <w:r>
+        <w:rPr>
+          <w:sz w:val="24"/>
+          <w:szCs w:val="24"/>
+          <w:rFonts w:ascii="Times New Roman" w:cs="Times New Roman" w:eastAsia="Times New Roman" w:hAnsi="Times New Roman"/>
+        </w:rPr>
+        <w:t xml:space="preserve">ВАЖНОЕ ПРИМЕЧАНИЕ: Гранит м-ния Жалгыз содержит кварц (~25-30%), требуется строгое соблюдение мер профилактики силикоза (FFP3/СИЗОД, влажная резка, промышленная вентиляция) на всех операциях механической обработки (влажная резка, полумаски-респираторы FFP2+ при обработке, влажная уборка пыли) в соответствии с СанПиН 1.2.3685-21 как обязательные цеховые меры.</w:t>
       </w:r>
     </w:p>
     <w:p>
@@ -523,7 +523,7 @@
           <w:szCs w:val="24"/>
           <w:rFonts w:ascii="Times New Roman" w:cs="Times New Roman" w:eastAsia="Times New Roman" w:hAnsi="Times New Roman"/>
         </w:rPr>
-        <w:t xml:space="preserve">Изделие: напольная плита прямоугольной (квадратной) формы. Конфигурация — простая прямоугольная, без сложных профилей.</w:t>
+        <w:t xml:space="preserve">Изделие: сегментное изделие прямоугольной (квадратной) формы. Конфигурация — простая прямоугольная, без сложных профилей.</w:t>
       </w:r>
     </w:p>
     <w:p>
@@ -691,7 +691,7 @@
           <w:szCs w:val="24"/>
           <w:rFonts w:ascii="Times New Roman" w:cs="Times New Roman" w:eastAsia="Times New Roman" w:hAnsi="Times New Roman"/>
         </w:rPr>
-        <w:t xml:space="preserve">Упаковка и маркировка выполняются по ГОСТ 9480-2024 (действующий с 01.06.2025) для облицовочных плит из природного камня. Плиты упаковываются в деревянную тару (паллета с бортами или ящик) с амортизирующими прокладками между плитами (Операция №27—28). Маркировка включает: наименование изделия (изделие индивидуальное архитектурное 1-й категории с подбором по оттенку и зернистости с минимальным содержанием жил и м), материал (гранит м-ния Жалгыз), размеры (1850×470×80 мм), количество штук, площадь (м²), масса нетто и брутто, дата упаковки, номер партии, манипуляционные знаки.</w:t>
+        <w:t xml:space="preserve">Упаковка и маркировка выполняются по ГОСТ 9480-2024 (действующий с 01.06.2025) для облицовочных плит из природного камня. Плиты упаковываются в деревянную тару (паллета с бортами или ящик) с амортизирующими прокладками между плитами (Операция №27—28). Маркировка включает: наименование изделия (сегмент радиусный), материал (гранит м-ния Жалгыз), размеры (1850×470×80 мм), количество штук, площадь (м²), масса нетто и брутто, дата упаковки, номер партии, манипуляционные знаки.</w:t>
       </w:r>
     </w:p>
     <w:p>
@@ -936,7 +936,7 @@
           <w:szCs w:val="24"/>
           <w:rFonts w:ascii="Times New Roman" w:cs="Times New Roman" w:eastAsia="Times New Roman" w:hAnsi="Times New Roman"/>
         </w:rPr>
-        <w:t xml:space="preserve">Производство напольных плит 1850×470×80 мм из гранита м-ния Жалгыз осуществляется в производственном цехе предприятия, оснащённом мостовыми кранами, станками механической обработки камня (SQC2200, SQC600-4D, SQC600-4D), полировальным оборудованием (ZLMS 2600, ZLMS 2600), компрессором D316Y и системой водоочистки (2×1000 л/мин). Цех обеспечен промышленной вентиляцией и водоснабжением для мокрой обработки.</w:t>
+        <w:t xml:space="preserve">Производство сегментных изделий 1850×470×80 мм из гранита м-ния Жалгыз осуществляется в производственном цехе предприятия, оснащённом мостовыми кранами, станками механической обработки камня (SQC2200, SQC600-4D, SQC600-4D), полировальным оборудованием (ZLMS 2600, ZLMS 2600), компрессором D316Y и системой водоочистки (2×1000 л/мин). Цех обеспечен промышленной вентиляцией и водоснабжением для мокрой обработки.</w:t>
       </w:r>
     </w:p>
     <w:p>
@@ -5585,7 +5585,7 @@
           <w:szCs w:val="24"/>
           <w:rFonts w:ascii="Times New Roman" w:cs="Times New Roman" w:eastAsia="Times New Roman" w:hAnsi="Times New Roman"/>
         </w:rPr>
-        <w:t xml:space="preserve">Приложение 1 — Эскиз изделия: изделие индивидуальное архитектурное 1-й категории с подбором по оттенку и зернистости с минимальным содержанием жил и м 1850×470×80 мм, гранит м-ния Жалгыз, лощение лицевой поверхности, фаски 5 мм по 4 кромкам (см. лист РД 1 в составе проектной документации).</w:t>
+        <w:t xml:space="preserve">Приложение 1 — Эскиз изделия: сегмент радиусный 1850×470×80 мм, гранит м-ния Жалгыз, лощение лицевой поверхности, фаски 5 мм по 4 кромкам (см. лист РД 1 в составе проектной документации).</w:t>
       </w:r>
     </w:p>
     <w:p>
@@ -5651,7 +5651,7 @@
           <w:szCs w:val="24"/>
           <w:rFonts w:ascii="Times New Roman" w:cs="Times New Roman" w:eastAsia="Times New Roman" w:hAnsi="Times New Roman"/>
         </w:rPr>
-        <w:t xml:space="preserve">Маршрутная карта оформлена в соответствии с ГОСТ 3.1118-82 (ЕСТД, маршрутные карты). Содержит полный технологический маршрут производства изделие индивидуальное архитектурное 1-й категории с подбором по оттенку и зернистости с минимальным содержанием жил и м 1850×470×80 мм из гранита м-ния Жалгыз. Трудозатраты не нормированы.</w:t>
+        <w:t xml:space="preserve">Маршрутная карта оформлена в соответствии с ГОСТ 3.1118-82 (ЕСТД, маршрутные карты). Содержит полный технологический маршрут производства изделие индивидуальное архитектурное 1-й категории с подбором по оттенку и зернистости с минимальным содержанием жил и микротрещин элемент высокоточного индивидуального изготовления из натурального камня: деталь 1 - наклонная плита сложной конфигурации, с конфигурацией по торцевых частей изделия "ласточкин хвост" (для стыковки сегментов) под углом 45°, с механизированной обработкой кромок (калибровка) и с ручной доработкой поверхностей с фаской 5мм по острым углам изделия; материал — гранит жалгыз; обработка поверхности — бучардирование, лощение; габаритные размеры 1850х470х80мм 1850×470×80 мм из гранита м-ния Жалгыз. Трудозатраты не нормированы.</w:t>
       </w:r>
     </w:p>
     <w:p>
@@ -10672,7 +10672,7 @@
         <w:szCs w:val="20"/>
         <w:rFonts w:ascii="Times New Roman" w:cs="Times New Roman" w:eastAsia="Times New Roman" w:hAnsi="Times New Roman"/>
       </w:rPr>
-      <w:t xml:space="preserve">Изделие индивидуальное архитектурное 1-й категории с подбором по оттенку и зернистости с минимальным содержанием жил и м 1850×470×80 мм — гранит м-ния Жалгыз</w:t>
+      <w:t xml:space="preserve">Изделие индивидуальное архитектурное 1-й категории с подбором по оттенку и зернистости с минимальным содержанием жил и микротрещин элемент высокоточного индивидуального изготовления из натурального камня: деталь 1 - наклонная плита сложной конфигурации, с конфигурацией по торцевых частей изделия "ласточкин хвост" (для стыковки сегментов) под углом 45°, с механизированной обработкой кромок (калибровка) и с ручной доработкой поверхностей с фаской 5мм по острым углам изделия; Материал — гранит Жалгыз; Обработка поверхности — бучардирование, лощение; габаритные размеры 1850х470х80мм 1850×470×80 мм — гранит м-ния Жалгыз</w:t>
     </w:r>
   </w:p>
 </w:hdr>

--- a/output_fixed/TK_70_segment_1850x470x80_бучардирование_лощение.docx
+++ b/output_fixed/TK_70_segment_1850x470x80_бучардирование_лощение.docx
@@ -467,7 +467,7 @@
           <w:szCs w:val="24"/>
           <w:rFonts w:ascii="Times New Roman" w:cs="Times New Roman" w:eastAsia="Times New Roman" w:hAnsi="Times New Roman"/>
         </w:rPr>
-        <w:t xml:space="preserve">Порода: гранит. Коммерческое наименование: м-ния Жалгыз. Структура: мелко- и среднезернистая, массивная, массивная. Цвет: серо-розовый с тёмными вкраплениями. Характерная особенность: минимальное содержание жил и микротрещин — требование 1-й категории подбора.</w:t>
+        <w:t xml:space="preserve">Порода: гранит. Коммерческое наименование: м-ния Жалгыз. Структура: мелко- и среднезернистая, массивная. Цвет: серо-розовый с тёмными вкраплениями. Характерная особенность: минимальное содержание жил и микротрещин — требование 1-й категории подбора.</w:t>
       </w:r>
     </w:p>
     <w:p>
@@ -663,7 +663,7 @@
           <w:szCs w:val="24"/>
           <w:rFonts w:ascii="Times New Roman" w:cs="Times New Roman" w:eastAsia="Times New Roman" w:hAnsi="Times New Roman"/>
         </w:rPr>
-        <w:t xml:space="preserve">Сырьевой блок: гранит м-ния Жалгыз 1-й категории по ГОСТ 9479-2011, размер 3200×1500×1000 мм, объём 4,5 м³, расчётная масса ~7,2 т (при плотности ~2620 кг/м³ — принято как консервативная оценка; уточняется по сертификату поставщика). определения грузоподъёмности подъёмных механизмов. Фактическая масса уточняется по сертификату поставщика.</w:t>
+        <w:t xml:space="preserve">Сырьевой блок: гранит м-ния Жалгыз 1-й категории по ГОСТ 9479-2011, размер 3200×1500×1000 мм, объём 4,5 м³, расчётная масса ~7,2 т (при плотности ~2620 кг/м³ — средним значением для данного месторождения; уточняется по сертификату поставщика). определения грузоподъёмности подъёмных механизмов. Фактическая масса уточняется по сертификату поставщика.</w:t>
       </w:r>
     </w:p>
     <w:p>
@@ -5239,7 +5239,7 @@
           <w:szCs w:val="24"/>
           <w:rFonts w:ascii="Times New Roman" w:cs="Times New Roman" w:eastAsia="Times New Roman" w:hAnsi="Times New Roman"/>
         </w:rPr>
-        <w:t xml:space="preserve">Несмотря на то что гранит м-ния Жалгыз содержит значительно меньше кварца, чем гранит, общецеховые меры профилактики силикоза ОБЯЗАТЕЛЬНЫ на всех операциях механической обработки (распиловка, калибровка, фаскование, лощение, шлифовка, зачистка). Применение полумаски-респиратора (FFP2+), защитных очков/щитка, средств защиты слуха, перчаток и спецобуви является обязательным. Сухая обработка гранита без работающей промышленной вентиляции — ЗАПРЕЩЕНА. Сдувание пыли сжатым воздухом при неработающей промышленной вытяжке — ЗАПРЕЩЕНО. Уборка каменной пыли — только влажным способом (СанПиН 1.2.3685-21).</w:t>
+        <w:t xml:space="preserve">Гранит м-ния Жалгыз содержит кварц (~25-30%), требуется строгое соблюдение мер профилактики силикоза (FFP3/СИЗОД, влажная резка, промышленная вентиляция). Общецеховые меры профилактики силикоза ОБЯЗАТЕЛЬНЫ на всех операциях механической обработки (распиловка, калибровка, фаскование, лощение, шлифовка, зачистка). Применение полумаски-респиратора (FFP2+), защитных очков/щитка, средств защиты слуха, перчаток и спецобуви является обязательным. Сухая обработка гранита без работающей промышленной вентиляции — ЗАПРЕЩЕНА. Сдувание пыли сжатым воздухом при неработающей промышленной вытяжке — ЗАПРЕЩЕНО. Уборка каменной пыли — только влажным способом (СанПиН 1.2.3685-21).</w:t>
       </w:r>
     </w:p>
     <w:p>
